--- a/entregables/07_Guia_de_entrega_y_videos_RAG_GLF.docx
+++ b/entregables/07_Guia_de_entrega_y_videos_RAG_GLF.docx
@@ -26,7 +26,7 @@
           <w:color w:val="000000"/>
           <w:sz w:val="22"/>
         </w:rPr>
-        <w:t>Grupo 10 · Schubert Lombeida Manjarrez y Niko Dimitri Jiménez Bruno · Corte documental 23 de octubre de 2026</w:t>
+        <w:t>Grupo 10 · Schubert Lombeida Manjarrez y Niko Dimitri Jiménez Bruno · Actualización 24 de octubre de 2026</w:t>
       </w:r>
     </w:p>
     <w:p>
@@ -579,7 +579,7 @@
                 <w:color w:val="000000"/>
                 <w:sz w:val="22"/>
               </w:rPr>
-              <w:t>docs/optimizacion.md y cuaderno 04</w:t>
+              <w:t>docs/optimizacion.md, src/optimize.py y cuaderno 04</w:t>
             </w:r>
           </w:p>
         </w:tc>
@@ -606,7 +606,7 @@
                 <w:color w:val="000000"/>
                 <w:sz w:val="22"/>
               </w:rPr>
-              <w:t>Análisis de resultados históricos con procedencia</w:t>
+              <w:t>Antecedentes separados y rejilla reproducible con validación</w:t>
             </w:r>
           </w:p>
         </w:tc>
@@ -1267,7 +1267,7 @@
                 <w:color w:val="000000"/>
                 <w:sz w:val="22"/>
               </w:rPr>
-              <w:t>Guion de esta guía</w:t>
+              <w:t>Materiales de GUIONES_VIDEOS_20261024</w:t>
             </w:r>
           </w:p>
         </w:tc>
@@ -1294,7 +1294,7 @@
                 <w:color w:val="000000"/>
                 <w:sz w:val="22"/>
               </w:rPr>
-              <w:t>Grabación y enlace aún no aportados</w:t>
+              <w:t>Guion preparado; grabación y enlace por incorporar</w:t>
             </w:r>
           </w:p>
         </w:tc>
@@ -1353,7 +1353,7 @@
                 <w:color w:val="000000"/>
                 <w:sz w:val="22"/>
               </w:rPr>
-              <w:t>Sección de esta guía</w:t>
+              <w:t>Materiales de GUIONES_VIDEOS_20261024</w:t>
             </w:r>
           </w:p>
         </w:tc>
@@ -1380,7 +1380,7 @@
                 <w:color w:val="000000"/>
                 <w:sz w:val="22"/>
               </w:rPr>
-              <w:t>Requiere preguntas oficiales de la profesora</w:t>
+              <w:t>Diez preguntas oficiales recibidas; grabación por incorporar</w:t>
             </w:r>
           </w:p>
         </w:tc>
@@ -1547,7 +1547,7 @@
           <w:color w:val="000000"/>
           <w:sz w:val="22"/>
         </w:rPr>
-        <w:t>Los formatos JSONL y CSV preparados son propios de este paquete. No se presentan como las dos plantillas Excel mencionadas por la profesora, que no estaban entre los materiales recibidos.</w:t>
+        <w:t>Los formatos JSONL y CSV preparados son propios de este paquete. Las dos plantillas Excel de la profesora fueron recibidas y se conservan en la carpeta local INSTRUCCIONES_​Y_​RUBRICA/​PLANTILLAS_​METRICAS_​PROFESORA, sin confundir el archivo de ejemplo con resultados del equipo.</w:t>
       </w:r>
     </w:p>
     <w:p>
@@ -2476,43 +2476,7 @@
           <w:color w:val="000000"/>
           <w:sz w:val="22"/>
         </w:rPr>
-        <w:t>Texto de apertura sugerido: Somos Schubert Lombeida Manjarrez y Niko Dimitri Jiménez Bruno, Grupo 10. Desarrollamos un asistente documental para apoyar la revisión de salvaguardas del GLF. Nuestro objetivo es localizar evidencia con fuentes comprobables, manteniendo la interpretación y la decisión en el especialista.</w:t>
-      </w:r>
-    </w:p>
-    <w:p>
-      <w:r>
-        <w:rPr>
-          <w:rFonts w:ascii="Arial" w:hAnsi="Arial" w:cs="Arial" w:eastAsia="Arial"/>
-          <w:b w:val="0"/>
-          <w:i w:val="0"/>
-          <w:color w:val="000000"/>
-          <w:sz w:val="22"/>
-        </w:rPr>
-        <w:t>Texto de método sugerido: El portal dispone de una ruta semántica con E5 y otra de respuesta con BM25 y Qwen. Cada una utiliza una preparación documental que debemos declarar. Por eso separamos las pruebas funcionales de la comparación de calidad y no trasladamos métricas entre corpus o modelos distintos.</w:t>
-      </w:r>
-    </w:p>
-    <w:p>
-      <w:r>
-        <w:rPr>
-          <w:rFonts w:ascii="Arial" w:hAnsi="Arial" w:cs="Arial" w:eastAsia="Arial"/>
-          <w:b w:val="0"/>
-          <w:i w:val="0"/>
-          <w:color w:val="000000"/>
-          <w:sz w:val="22"/>
-        </w:rPr>
-        <w:t>Texto de cierre sugerido: Entregamos código, documentación y una aplicación operativa con evidencia consultable. Conservamos los resultados históricos con sus límites y un protocolo reproducible para la evaluación independiente. La IA apoya la búsqueda; las decisiones siguen siendo humanas.</w:t>
-      </w:r>
-    </w:p>
-    <w:p>
-      <w:r>
-        <w:rPr>
-          <w:rFonts w:ascii="Arial" w:hAnsi="Arial" w:cs="Arial" w:eastAsia="Arial"/>
-          <w:b w:val="0"/>
-          <w:i w:val="0"/>
-          <w:color w:val="000000"/>
-          <w:sz w:val="22"/>
-        </w:rPr>
-        <w:t>Al incorporar resultados nuevos, reemplazar las referencias a evaluación pendiente por los resultados realmente medidos, con sus denominadores y límites. No leer como cumplido algo que no se ejecutó.</w:t>
+        <w:t>Los textos completos e intervenciones de cada integrante se encuentran en los guiones separados de GUIONES_VIDEOS_20261024. Durante la grabación se mostrarán las consultas, fuentes y modos de la versión efectivamente publicada. Reemplace cualquier resultado pendiente solo después de medirlo; no presente las métricas históricas como evaluación independiente.</w:t>
       </w:r>
     </w:p>
     <w:p>
@@ -2539,7 +2503,7 @@
           <w:color w:val="000000"/>
           <w:sz w:val="22"/>
         </w:rPr>
-        <w:t>No se recibió aún el listado oficial. Cuando esté disponible, conservar su orden y numeración, responder cada pregunta y mostrar una evidencia del repositorio, experimento o interfaz. Confirmar duración y fecha con esas instrucciones. No inventar las preguntas ni reemplazar el video requerido por el pitch.</w:t>
+        <w:t>Se recibieron las diez preguntas oficiales y se prepararon prompts y guiones separados para ambos videos. Schubert responde las impares y Niko las pares. Cada respuesta debe mostrar evidencia del repositorio o interfaz y corresponder a la versión que se entrega. El pitch utiliza el portal GLF publicado. Las grabaciones se realizarán antes del envío final; sus enlaces se incorporarán al README. Las credenciales de la profesora están preparadas y se remitirán por un canal separado.</w:t>
       </w:r>
     </w:p>
     <w:p>
